--- a/link_eshopworld/Documentation/eShopWorld_Cartridge_Configuration_Guide_Headless (OCAPI, SCAPI & PWA).docx
+++ b/link_eshopworld/Documentation/eShopWorld_Cartridge_Configuration_Guide_Headless (OCAPI, SCAPI & PWA).docx
@@ -367,7 +367,14 @@
                                     <w:sz w:val="20"/>
                                     <w:szCs w:val="20"/>
                                   </w:rPr>
-                                  <w:t>.0</w:t>
+                                  <w:t>.</w:t>
+                                </w:r>
+                                <w:r>
+                                  <w:rPr>
+                                    <w:sz w:val="20"/>
+                                    <w:szCs w:val="20"/>
+                                  </w:rPr>
+                                  <w:t>1</w:t>
                                 </w:r>
                               </w:p>
                               <w:p>
@@ -395,7 +402,7 @@
                                     <w:sz w:val="20"/>
                                     <w:szCs w:val="20"/>
                                   </w:rPr>
-                                  <w:t>May</w:t>
+                                  <w:t>June</w:t>
                                 </w:r>
                                 <w:r>
                                   <w:rPr>
@@ -528,7 +535,14 @@
                               <w:sz w:val="20"/>
                               <w:szCs w:val="20"/>
                             </w:rPr>
-                            <w:t>.0</w:t>
+                            <w:t>.</w:t>
+                          </w:r>
+                          <w:r>
+                            <w:rPr>
+                              <w:sz w:val="20"/>
+                              <w:szCs w:val="20"/>
+                            </w:rPr>
+                            <w:t>1</w:t>
                           </w:r>
                         </w:p>
                         <w:p>
@@ -556,7 +570,7 @@
                               <w:sz w:val="20"/>
                               <w:szCs w:val="20"/>
                             </w:rPr>
-                            <w:t>May</w:t>
+                            <w:t>June</w:t>
                           </w:r>
                           <w:r>
                             <w:rPr>

--- a/link_eshopworld/Documentation/eShopWorld_Cartridge_Configuration_Guide_Headless (OCAPI, SCAPI & PWA).docx
+++ b/link_eshopworld/Documentation/eShopWorld_Cartridge_Configuration_Guide_Headless (OCAPI, SCAPI & PWA).docx
@@ -353,7 +353,28 @@
                                     <w:sz w:val="20"/>
                                     <w:szCs w:val="20"/>
                                   </w:rPr>
-                                  <w:t>5.0.0</w:t>
+                                  <w:t>5.</w:t>
+                                </w:r>
+                                <w:r>
+                                  <w:rPr>
+                                    <w:sz w:val="20"/>
+                                    <w:szCs w:val="20"/>
+                                  </w:rPr>
+                                  <w:t>1</w:t>
+                                </w:r>
+                                <w:r>
+                                  <w:rPr>
+                                    <w:sz w:val="20"/>
+                                    <w:szCs w:val="20"/>
+                                  </w:rPr>
+                                  <w:t>.</w:t>
+                                </w:r>
+                                <w:r>
+                                  <w:rPr>
+                                    <w:sz w:val="20"/>
+                                    <w:szCs w:val="20"/>
+                                  </w:rPr>
+                                  <w:t>1</w:t>
                                 </w:r>
                               </w:p>
                               <w:p>
@@ -381,7 +402,7 @@
                                     <w:sz w:val="20"/>
                                     <w:szCs w:val="20"/>
                                   </w:rPr>
-                                  <w:t>February</w:t>
+                                  <w:t>June</w:t>
                                 </w:r>
                                 <w:r>
                                   <w:rPr>
@@ -500,7 +521,28 @@
                               <w:sz w:val="20"/>
                               <w:szCs w:val="20"/>
                             </w:rPr>
-                            <w:t>5.0.0</w:t>
+                            <w:t>5.</w:t>
+                          </w:r>
+                          <w:r>
+                            <w:rPr>
+                              <w:sz w:val="20"/>
+                              <w:szCs w:val="20"/>
+                            </w:rPr>
+                            <w:t>1</w:t>
+                          </w:r>
+                          <w:r>
+                            <w:rPr>
+                              <w:sz w:val="20"/>
+                              <w:szCs w:val="20"/>
+                            </w:rPr>
+                            <w:t>.</w:t>
+                          </w:r>
+                          <w:r>
+                            <w:rPr>
+                              <w:sz w:val="20"/>
+                              <w:szCs w:val="20"/>
+                            </w:rPr>
+                            <w:t>1</w:t>
                           </w:r>
                         </w:p>
                         <w:p>
@@ -528,7 +570,7 @@
                               <w:sz w:val="20"/>
                               <w:szCs w:val="20"/>
                             </w:rPr>
-                            <w:t>February</w:t>
+                            <w:t>June</w:t>
                           </w:r>
                           <w:r>
                             <w:rPr>
@@ -21088,6 +21130,7 @@
   <w:style w:type="character" w:default="1" w:styleId="DefaultParagraphFont">
     <w:name w:val="Default Paragraph Font"/>
     <w:uiPriority w:val="1"/>
+    <w:semiHidden/>
     <w:unhideWhenUsed/>
   </w:style>
   <w:style w:type="table" w:default="1" w:styleId="TableNormal">
